--- a/week-10-mentors-and-the-hinge/Currere Final Draft.docx
+++ b/week-10-mentors-and-the-hinge/Currere Final Draft.docx
@@ -8,7 +8,7 @@
       </w:pPr>
       <w:r>
         <w:rPr>
-          <w:rFonts w:ascii="Inter" w:hAnsi="Inter" w:eastAsia="Inter" w:cs="Inter"/>
+          <w:rFonts w:ascii="Calibri" w:hAnsi="Calibri" w:eastAsia="Calibri" w:cs="Calibri"/>
           <w:b/>
           <w:bCs/>
           <w:sz w:val="24"/>
@@ -23,7 +23,7 @@
       </w:pPr>
       <w:r>
         <w:rPr>
-          <w:rFonts w:ascii="Inter" w:hAnsi="Inter" w:eastAsia="Inter" w:cs="Inter"/>
+          <w:rFonts w:ascii="Calibri" w:hAnsi="Calibri" w:eastAsia="Calibri" w:cs="Calibri"/>
           <w:b/>
           <w:bCs/>
           <w:sz w:val="24"/>
@@ -38,7 +38,7 @@
       </w:pPr>
       <w:r>
         <w:rPr>
-          <w:rFonts w:ascii="Inter" w:hAnsi="Inter" w:eastAsia="Inter" w:cs="Inter"/>
+          <w:rFonts w:ascii="Calibri" w:hAnsi="Calibri" w:eastAsia="Calibri" w:cs="Calibri"/>
           <w:b/>
           <w:bCs/>
           <w:sz w:val="24"/>
@@ -53,7 +53,7 @@
       </w:pPr>
       <w:r>
         <w:rPr>
-          <w:rFonts w:ascii="Inter" w:hAnsi="Inter" w:eastAsia="Inter" w:cs="Inter"/>
+          <w:rFonts w:ascii="Calibri" w:hAnsi="Calibri" w:eastAsia="Calibri" w:cs="Calibri"/>
           <w:b/>
           <w:bCs/>
           <w:color w:val="4f81bd"/>
@@ -69,7 +69,7 @@
       </w:pPr>
       <w:r>
         <w:rPr>
-          <w:rFonts w:ascii="Inter" w:hAnsi="Inter" w:eastAsia="Inter" w:cs="Inter"/>
+          <w:rFonts w:ascii="Calibri" w:hAnsi="Calibri" w:eastAsia="Calibri" w:cs="Calibri"/>
           <w:sz w:val="22"/>
           <w:szCs w:val="22"/>
         </w:rPr>
@@ -82,7 +82,7 @@
       </w:pPr>
       <w:r>
         <w:rPr>
-          <w:rFonts w:ascii="Inter" w:hAnsi="Inter" w:eastAsia="Inter" w:cs="Inter"/>
+          <w:rFonts w:ascii="Calibri" w:hAnsi="Calibri" w:eastAsia="Calibri" w:cs="Calibri"/>
           <w:sz w:val="22"/>
           <w:szCs w:val="22"/>
         </w:rPr>
@@ -95,7 +95,7 @@
       </w:pPr>
       <w:r>
         <w:rPr>
-          <w:rFonts w:ascii="Inter" w:hAnsi="Inter" w:eastAsia="Inter" w:cs="Inter"/>
+          <w:rFonts w:ascii="Calibri" w:hAnsi="Calibri" w:eastAsia="Calibri" w:cs="Calibri"/>
           <w:b/>
           <w:bCs/>
           <w:color w:val="4f81bd"/>
@@ -111,7 +111,7 @@
       </w:pPr>
       <w:r>
         <w:rPr>
-          <w:rFonts w:ascii="Inter" w:hAnsi="Inter" w:eastAsia="Inter" w:cs="Inter"/>
+          <w:rFonts w:ascii="Calibri" w:hAnsi="Calibri" w:eastAsia="Calibri" w:cs="Calibri"/>
           <w:sz w:val="22"/>
           <w:szCs w:val="22"/>
         </w:rPr>
@@ -128,7 +128,7 @@
       </w:pPr>
       <w:r>
         <w:rPr>
-          <w:rFonts w:ascii="Inter" w:hAnsi="Inter" w:eastAsia="Inter" w:cs="Inter"/>
+          <w:rFonts w:ascii="Calibri" w:hAnsi="Calibri" w:eastAsia="Calibri" w:cs="Calibri"/>
           <w:b/>
           <w:bCs/>
           <w:sz w:val="22"/>
@@ -138,7 +138,7 @@
       </w:r>
       <w:r>
         <w:rPr>
-          <w:rFonts w:ascii="Inter" w:hAnsi="Inter" w:eastAsia="Inter" w:cs="Inter"/>
+          <w:rFonts w:ascii="Calibri" w:hAnsi="Calibri" w:eastAsia="Calibri" w:cs="Calibri"/>
           <w:sz w:val="22"/>
           <w:szCs w:val="22"/>
         </w:rPr>
@@ -155,7 +155,7 @@
       </w:pPr>
       <w:r>
         <w:rPr>
-          <w:rFonts w:ascii="Inter" w:hAnsi="Inter" w:eastAsia="Inter" w:cs="Inter"/>
+          <w:rFonts w:ascii="Calibri" w:hAnsi="Calibri" w:eastAsia="Calibri" w:cs="Calibri"/>
           <w:b/>
           <w:bCs/>
           <w:sz w:val="22"/>
@@ -165,7 +165,7 @@
       </w:r>
       <w:r>
         <w:rPr>
-          <w:rFonts w:ascii="Inter" w:hAnsi="Inter" w:eastAsia="Inter" w:cs="Inter"/>
+          <w:rFonts w:ascii="Calibri" w:hAnsi="Calibri" w:eastAsia="Calibri" w:cs="Calibri"/>
           <w:sz w:val="22"/>
           <w:szCs w:val="22"/>
         </w:rPr>
@@ -182,7 +182,7 @@
       </w:pPr>
       <w:r>
         <w:rPr>
-          <w:rFonts w:ascii="Inter" w:hAnsi="Inter" w:eastAsia="Inter" w:cs="Inter"/>
+          <w:rFonts w:ascii="Calibri" w:hAnsi="Calibri" w:eastAsia="Calibri" w:cs="Calibri"/>
           <w:b/>
           <w:bCs/>
           <w:sz w:val="22"/>
@@ -192,7 +192,7 @@
       </w:r>
       <w:r>
         <w:rPr>
-          <w:rFonts w:ascii="Inter" w:hAnsi="Inter" w:eastAsia="Inter" w:cs="Inter"/>
+          <w:rFonts w:ascii="Calibri" w:hAnsi="Calibri" w:eastAsia="Calibri" w:cs="Calibri"/>
           <w:sz w:val="22"/>
           <w:szCs w:val="22"/>
         </w:rPr>
@@ -209,7 +209,7 @@
       </w:pPr>
       <w:r>
         <w:rPr>
-          <w:rFonts w:ascii="Inter" w:hAnsi="Inter" w:eastAsia="Inter" w:cs="Inter"/>
+          <w:rFonts w:ascii="Calibri" w:hAnsi="Calibri" w:eastAsia="Calibri" w:cs="Calibri"/>
           <w:b/>
           <w:bCs/>
           <w:sz w:val="22"/>
@@ -219,7 +219,7 @@
       </w:r>
       <w:r>
         <w:rPr>
-          <w:rFonts w:ascii="Inter" w:hAnsi="Inter" w:eastAsia="Inter" w:cs="Inter"/>
+          <w:rFonts w:ascii="Calibri" w:hAnsi="Calibri" w:eastAsia="Calibri" w:cs="Calibri"/>
           <w:sz w:val="22"/>
           <w:szCs w:val="22"/>
         </w:rPr>
@@ -232,7 +232,7 @@
       </w:pPr>
       <w:r>
         <w:rPr>
-          <w:rFonts w:ascii="Inter" w:hAnsi="Inter" w:eastAsia="Inter" w:cs="Inter"/>
+          <w:rFonts w:ascii="Calibri" w:hAnsi="Calibri" w:eastAsia="Calibri" w:cs="Calibri"/>
           <w:b/>
           <w:bCs/>
           <w:color w:val="4f81bd"/>
@@ -248,7 +248,7 @@
       </w:pPr>
       <w:r>
         <w:rPr>
-          <w:rFonts w:ascii="Inter" w:hAnsi="Inter" w:eastAsia="Inter" w:cs="Inter"/>
+          <w:rFonts w:ascii="Calibri" w:hAnsi="Calibri" w:eastAsia="Calibri" w:cs="Calibri"/>
           <w:sz w:val="22"/>
           <w:szCs w:val="22"/>
         </w:rPr>
@@ -261,7 +261,7 @@
       </w:pPr>
       <w:r>
         <w:rPr>
-          <w:rFonts w:ascii="Inter" w:hAnsi="Inter" w:eastAsia="Inter" w:cs="Inter"/>
+          <w:rFonts w:ascii="Calibri" w:hAnsi="Calibri" w:eastAsia="Calibri" w:cs="Calibri"/>
           <w:sz w:val="22"/>
           <w:szCs w:val="22"/>
         </w:rPr>
@@ -274,7 +274,7 @@
       </w:pPr>
       <w:r>
         <w:rPr>
-          <w:rFonts w:ascii="Inter" w:hAnsi="Inter" w:eastAsia="Inter" w:cs="Inter"/>
+          <w:rFonts w:ascii="Calibri" w:hAnsi="Calibri" w:eastAsia="Calibri" w:cs="Calibri"/>
           <w:sz w:val="22"/>
           <w:szCs w:val="22"/>
         </w:rPr>
@@ -287,7 +287,7 @@
       </w:pPr>
       <w:r>
         <w:rPr>
-          <w:rFonts w:ascii="Inter" w:hAnsi="Inter" w:eastAsia="Inter" w:cs="Inter"/>
+          <w:rFonts w:ascii="Calibri" w:hAnsi="Calibri" w:eastAsia="Calibri" w:cs="Calibri"/>
           <w:b/>
           <w:bCs/>
           <w:color w:val="4f81bd"/>
@@ -303,7 +303,7 @@
       </w:pPr>
       <w:r>
         <w:rPr>
-          <w:rFonts w:ascii="Inter" w:hAnsi="Inter" w:eastAsia="Inter" w:cs="Inter"/>
+          <w:rFonts w:ascii="Calibri" w:hAnsi="Calibri" w:eastAsia="Calibri" w:cs="Calibri"/>
           <w:sz w:val="22"/>
           <w:szCs w:val="22"/>
         </w:rPr>
@@ -316,7 +316,7 @@
       </w:pPr>
       <w:r>
         <w:rPr>
-          <w:rFonts w:ascii="Inter" w:hAnsi="Inter" w:eastAsia="Inter" w:cs="Inter"/>
+          <w:rFonts w:ascii="Calibri" w:hAnsi="Calibri" w:eastAsia="Calibri" w:cs="Calibri"/>
           <w:sz w:val="22"/>
           <w:szCs w:val="22"/>
         </w:rPr>
@@ -329,7 +329,7 @@
       </w:pPr>
       <w:r>
         <w:rPr>
-          <w:rFonts w:ascii="Inter" w:hAnsi="Inter" w:eastAsia="Inter" w:cs="Inter"/>
+          <w:rFonts w:ascii="Calibri" w:hAnsi="Calibri" w:eastAsia="Calibri" w:cs="Calibri"/>
           <w:b/>
           <w:bCs/>
           <w:color w:val="4f81bd"/>
@@ -386,7 +386,7 @@
             </w:pPr>
             <w:r>
               <w:rPr>
-                <w:rFonts w:ascii="Inter" w:hAnsi="Inter" w:eastAsia="Inter" w:cs="Inter"/>
+                <w:rFonts w:ascii="Calibri" w:hAnsi="Calibri" w:eastAsia="Calibri" w:cs="Calibri"/>
                 <w:b/>
                 <w:bCs/>
                 <w:sz w:val="22"/>
@@ -418,7 +418,7 @@
             </w:pPr>
             <w:r>
               <w:rPr>
-                <w:rFonts w:ascii="Inter" w:hAnsi="Inter" w:eastAsia="Inter" w:cs="Inter"/>
+                <w:rFonts w:ascii="Calibri" w:hAnsi="Calibri" w:eastAsia="Calibri" w:cs="Calibri"/>
                 <w:sz w:val="22"/>
                 <w:szCs w:val="22"/>
               </w:rPr>
@@ -450,7 +450,7 @@
             </w:pPr>
             <w:r>
               <w:rPr>
-                <w:rFonts w:ascii="Inter" w:hAnsi="Inter" w:eastAsia="Inter" w:cs="Inter"/>
+                <w:rFonts w:ascii="Calibri" w:hAnsi="Calibri" w:eastAsia="Calibri" w:cs="Calibri"/>
                 <w:b/>
                 <w:bCs/>
                 <w:sz w:val="22"/>
@@ -482,7 +482,7 @@
             </w:pPr>
             <w:r>
               <w:rPr>
-                <w:rFonts w:ascii="Inter" w:hAnsi="Inter" w:eastAsia="Inter" w:cs="Inter"/>
+                <w:rFonts w:ascii="Calibri" w:hAnsi="Calibri" w:eastAsia="Calibri" w:cs="Calibri"/>
                 <w:sz w:val="22"/>
                 <w:szCs w:val="22"/>
               </w:rPr>
@@ -514,7 +514,7 @@
             </w:pPr>
             <w:r>
               <w:rPr>
-                <w:rFonts w:ascii="Inter" w:hAnsi="Inter" w:eastAsia="Inter" w:cs="Inter"/>
+                <w:rFonts w:ascii="Calibri" w:hAnsi="Calibri" w:eastAsia="Calibri" w:cs="Calibri"/>
                 <w:b/>
                 <w:bCs/>
                 <w:sz w:val="22"/>
@@ -546,7 +546,7 @@
             </w:pPr>
             <w:r>
               <w:rPr>
-                <w:rFonts w:ascii="Inter" w:hAnsi="Inter" w:eastAsia="Inter" w:cs="Inter"/>
+                <w:rFonts w:ascii="Calibri" w:hAnsi="Calibri" w:eastAsia="Calibri" w:cs="Calibri"/>
                 <w:sz w:val="22"/>
                 <w:szCs w:val="22"/>
               </w:rPr>
@@ -578,7 +578,7 @@
             </w:pPr>
             <w:r>
               <w:rPr>
-                <w:rFonts w:ascii="Inter" w:hAnsi="Inter" w:eastAsia="Inter" w:cs="Inter"/>
+                <w:rFonts w:ascii="Calibri" w:hAnsi="Calibri" w:eastAsia="Calibri" w:cs="Calibri"/>
                 <w:b/>
                 <w:bCs/>
                 <w:sz w:val="22"/>
@@ -610,7 +610,7 @@
             </w:pPr>
             <w:r>
               <w:rPr>
-                <w:rFonts w:ascii="Inter" w:hAnsi="Inter" w:eastAsia="Inter" w:cs="Inter"/>
+                <w:rFonts w:ascii="Calibri" w:hAnsi="Calibri" w:eastAsia="Calibri" w:cs="Calibri"/>
                 <w:sz w:val="22"/>
                 <w:szCs w:val="22"/>
               </w:rPr>
@@ -642,7 +642,7 @@
             </w:pPr>
             <w:r>
               <w:rPr>
-                <w:rFonts w:ascii="Inter" w:hAnsi="Inter" w:eastAsia="Inter" w:cs="Inter"/>
+                <w:rFonts w:ascii="Calibri" w:hAnsi="Calibri" w:eastAsia="Calibri" w:cs="Calibri"/>
                 <w:b/>
                 <w:bCs/>
                 <w:sz w:val="22"/>
@@ -674,7 +674,7 @@
             </w:pPr>
             <w:r>
               <w:rPr>
-                <w:rFonts w:ascii="Inter" w:hAnsi="Inter" w:eastAsia="Inter" w:cs="Inter"/>
+                <w:rFonts w:ascii="Calibri" w:hAnsi="Calibri" w:eastAsia="Calibri" w:cs="Calibri"/>
                 <w:sz w:val="22"/>
                 <w:szCs w:val="22"/>
               </w:rPr>
@@ -706,7 +706,7 @@
             </w:pPr>
             <w:r>
               <w:rPr>
-                <w:rFonts w:ascii="Inter" w:hAnsi="Inter" w:eastAsia="Inter" w:cs="Inter"/>
+                <w:rFonts w:ascii="Calibri" w:hAnsi="Calibri" w:eastAsia="Calibri" w:cs="Calibri"/>
                 <w:b/>
                 <w:bCs/>
                 <w:sz w:val="22"/>
@@ -738,7 +738,7 @@
             </w:pPr>
             <w:r>
               <w:rPr>
-                <w:rFonts w:ascii="Inter" w:hAnsi="Inter" w:eastAsia="Inter" w:cs="Inter"/>
+                <w:rFonts w:ascii="Calibri" w:hAnsi="Calibri" w:eastAsia="Calibri" w:cs="Calibri"/>
                 <w:sz w:val="22"/>
                 <w:szCs w:val="22"/>
               </w:rPr>
@@ -755,7 +755,7 @@
       </w:pPr>
       <w:r>
         <w:rPr>
-          <w:rFonts w:ascii="Inter" w:hAnsi="Inter" w:eastAsia="Inter" w:cs="Inter"/>
+          <w:rFonts w:ascii="Calibri" w:hAnsi="Calibri" w:eastAsia="Calibri" w:cs="Calibri"/>
           <w:b/>
           <w:bCs/>
           <w:sz w:val="22"/>
@@ -1172,7 +1172,7 @@
   <w:docDefaults>
     <w:rPrDefault>
       <w:rPr>
-        <w:rFonts w:ascii="Inter" w:cs="Inter" w:eastAsia="Inter" w:hAnsi="Inter"/>
+        <w:rFonts w:ascii="Calibri" w:cs="Calibri" w:eastAsia="Calibri" w:hAnsi="Calibri"/>
         <w:sz w:val="22"/>
         <w:szCs w:val="22"/>
         <w:lang w:val="en"/>
@@ -1208,7 +1208,7 @@
       <w:spacing w:after="0" w:before="0" w:lineRule="auto"/>
     </w:pPr>
     <w:rPr>
-      <w:rFonts w:ascii="Inter" w:cs="Inter" w:eastAsia="Inter" w:hAnsi="Inter"/>
+      <w:rFonts w:ascii="Calibri" w:cs="Calibri" w:eastAsia="Calibri" w:hAnsi="Calibri"/>
       <w:b w:val="1"/>
       <w:bCs w:val="1"/>
       <w:color w:val="366091"/>
@@ -1226,7 +1226,7 @@
       <w:spacing w:after="0" w:before="200" w:lineRule="auto"/>
     </w:pPr>
     <w:rPr>
-      <w:rFonts w:ascii="Inter" w:cs="Inter" w:eastAsia="Inter" w:hAnsi="Inter"/>
+      <w:rFonts w:ascii="Calibri" w:cs="Calibri" w:eastAsia="Calibri" w:hAnsi="Calibri"/>
       <w:b w:val="1"/>
       <w:bCs w:val="1"/>
       <w:color w:val="4f81bd"/>
@@ -1309,7 +1309,7 @@
       <w:spacing w:after="300" w:line="240" w:lineRule="auto"/>
     </w:pPr>
     <w:rPr>
-      <w:rFonts w:ascii="Inter" w:cs="Inter" w:eastAsia="Inter" w:hAnsi="Inter"/>
+      <w:rFonts w:ascii="Calibri" w:cs="Calibri" w:eastAsia="Calibri" w:hAnsi="Calibri"/>
       <w:color w:val="17365d"/>
       <w:sz w:val="52"/>
       <w:szCs w:val="52"/>
